--- a/courts/fourth-circuit/north-carolina/state/court-of-appeals/petition-for-writ/usage/OUTPUT-petition-for-writ.docx
+++ b/courts/fourth-circuit/north-carolina/state/court-of-appeals/petition-for-writ/usage/OUTPUT-petition-for-writ.docx
@@ -568,19 +568,7 @@
         <w:noBreakHyphen/>
       </w:r>
       <w:r>
-        <w:t xml:space="preserve">226, § 9 (amending N.C. Gen. Stat. § 163</w:t>
-      </w:r>
-      <w:r>
-        <w:noBreakHyphen/>
-      </w:r>
-      <w:r>
-        <w:t xml:space="preserve">82.4). However, until December 2023, the State Board of Elections failed to enforce this law. And even when the Board admitted its decades of lawlessness, it refused to cure the improper registrations, and only began requiring the information from new registrants. In the Supreme Court contest, over 60,000 people cast ballots, even though they had never provided the statutorily required information to become lawful voter registrants. Under state law, unless someone is lawfully registered to vote, he cannot vote. N.C. Const. art. VI, § 3(1); N.C. Gen. Stat. § 163</w:t>
-      </w:r>
-      <w:r>
-        <w:noBreakHyphen/>
-      </w:r>
-      <w:r>
-        <w:t xml:space="preserve">82.1(a).</w:t>
+        <w:t xml:space="preserve">226, § 9 (amending N.C. Gen. Stat. § 163-⁠82.4). However, until December 2023, the State Board of Elections failed to enforce this law. And even when the Board admitted its decades of lawlessness, it refused to cure the improper registrations, and only began requiring the information from new registrants. In the Supreme Court contest, over 60,000 people cast ballots, even though they had never provided the statutorily required information to become lawful voter registrants. Under state law, unless someone is lawfully registered to vote, he cannot vote. N.C. Const. art. VI, § 3(1); N.C. Gen. Stat. § 163-⁠82.1(a).</w:t>
       </w:r>
     </w:p>
     <w:p>
@@ -616,19 +604,7 @@
         <w:t xml:space="preserve"> </w:t>
       </w:r>
       <w:r>
-        <w:t xml:space="preserve">It’s well known that photo identification is required for all voters, both those voting absentee ballots and those voting in person. N.C. Gen. Stat. § 163</w:t>
-      </w:r>
-      <w:r>
-        <w:noBreakHyphen/>
-      </w:r>
-      <w:r>
-        <w:t xml:space="preserve">230.1(a)⁠(4), (b)⁠(4), (e)⁠(3), (f1) (absentee ballots); id. § 163</w:t>
-      </w:r>
-      <w:r>
-        <w:noBreakHyphen/>
-      </w:r>
-      <w:r>
-        <w:t xml:space="preserve">166.16(a) (in-person voting); N.C. Const. art. VI, §§ 2(4), 3(2) (same). Yet the State Board decided not to require photo identification for absentee ballots cast by voters who live overseas. State law, however, doesn’t exempt overseas voters from the photo-identification requirement. Thousands of such ballots were unlawfully cast in the election.</w:t>
+        <w:t xml:space="preserve">It’s well known that photo identification is required for all voters, both those voting absentee ballots and those voting in person. N.C. Gen. Stat. § 163-⁠230.1(a)⁠(4), (b)⁠(4), (e)⁠(3), (f1) (absentee ballots); id. § 163-⁠166.16(a) (in-person voting); N.C. Const. art. VI, §§ 2(4), 3(2) (same). Yet the State Board decided not to require photo identification for absentee ballots cast by voters who live overseas. State law, however, doesn’t exempt overseas voters from the photo-identification requirement. Thousands of such ballots were unlawfully cast in the election.</w:t>
       </w:r>
     </w:p>
     <w:p>
@@ -852,7 +828,7 @@
         <w:pStyle w:val="BodyText"/>
       </w:pPr>
       <w:r>
-        <w:t xml:space="preserve">A disputed election to our state’s highest court is itself an exceptional circumstance of immense public interest. A speedy determination of that contest is not just important to the candidates, but is critical to the public’s trust in the electoral process. Everyone has a strong interest in the fair and speedy determination of election results. See, e.g., Perloff v. Edington, 293 Ala. 277, 281, 302 So. 2d 92, 96 (1974) (“The public has an interest in the speedy determination of election contests . . . .”); Kinsey v. Garver, 91 N.E.2d 54, 56 (Ohio Com. Pl. 1950) (“an interest in the public exists in the speedy determination of election results”); Mansfield v. McShurley, 911 N.E.2d 581, 585 (Ind. Ct. App. 2009) (“The public has an interest in the speedy determination of controversies affecting elections . . . .”).</w:t>
+        <w:t xml:space="preserve">A disputed election to our state’s highest court is itself an exceptional circumstance of immense public interest. A speedy determination of that contest is not just important to the candidates, but is critical to the public’s trust in the electoral process. Everyone has a strong interest in the fair and speedy determination of election results. See, e.g., Perloff v. Edington, 293 Ala. 277, 281, 302 So. 2d 92, 96 (1974) (“The public has an interest in the speedy determination of election contests ⁠. ⁠. ⁠. ⁠.”); Kinsey v. Garver, 91 N.E.2d 54, 56 (Ohio Com. Pl. 1950) (“an interest in the public exists in the speedy determination of election results”); Mansfield v. McShurley, 911 N.E.2d 581, 585 (Ind. Ct. App. 2009) (“The public has an interest in the speedy determination of controversies affecting elections ⁠. ⁠. ⁠. ⁠.”).</w:t>
       </w:r>
     </w:p>
     <w:p>
@@ -3742,6 +3718,7 @@
     <w:unhideWhenUsed/>
     <w:qFormat/>
     <w:pPr>
+      <w:keepLines/>
       <w:spacing w:before="0" w:after="140" w:line="276" w:lineRule="exact"/>
     </w:pPr>
     <w:rPr>
@@ -3992,6 +3969,33 @@
     <w:pPr>
       <w:spacing w:before="0" w:after="0" w:line="276" w:lineRule="exact"/>
       <w:ind w:left="2160" w:hanging="720"/>
+    </w:pPr>
+  </w:style>
+  <w:style w:type="paragraph" w:customStyle="1" w:styleId="XdQuoteList1">
+    <w:name w:val="Xd Quote List 1"/>
+    <w:basedOn w:val="Normal"/>
+    <w:qFormat/>
+    <w:pPr>
+      <w:spacing w:before="0" w:after="0" w:line="276" w:lineRule="exact"/>
+      <w:ind w:left="1440" w:right="720" w:hanging="720"/>
+    </w:pPr>
+  </w:style>
+  <w:style w:type="paragraph" w:customStyle="1" w:styleId="XdQuoteList2">
+    <w:name w:val="Xd Quote List 2"/>
+    <w:basedOn w:val="Normal"/>
+    <w:qFormat/>
+    <w:pPr>
+      <w:spacing w:before="0" w:after="0" w:line="276" w:lineRule="exact"/>
+      <w:ind w:left="2160" w:right="720" w:hanging="720"/>
+    </w:pPr>
+  </w:style>
+  <w:style w:type="paragraph" w:customStyle="1" w:styleId="XdQuoteList3">
+    <w:name w:val="Xd Quote List 3"/>
+    <w:basedOn w:val="Normal"/>
+    <w:qFormat/>
+    <w:pPr>
+      <w:spacing w:before="0" w:after="0" w:line="276" w:lineRule="exact"/>
+      <w:ind w:left="2880" w:right="720" w:hanging="720"/>
     </w:pPr>
   </w:style>
   <w:style w:type="paragraph" w:customStyle="1" w:styleId="SourceCode">

--- a/courts/fourth-circuit/north-carolina/state/court-of-appeals/petition-for-writ/usage/OUTPUT-petition-for-writ.docx
+++ b/courts/fourth-circuit/north-carolina/state/court-of-appeals/petition-for-writ/usage/OUTPUT-petition-for-writ.docx
@@ -15,9 +15,7 @@
         <w:t xml:space="preserve"> </w:t>
       </w:r>
       <w:r>
-        <w:t xml:space="preserve">COAP24</w:t>
-        <w:noBreakHyphen/>
-        <w:t xml:space="preserve">865</w:t>
+        <w:t xml:space="preserve">COAP24-⁠865</w:t>
       </w:r>
     </w:p>
     <w:p>
@@ -135,9 +133,7 @@
         <w:jc w:val="center"/>
       </w:pPr>
       <w:r>
-        <w:t xml:space="preserve">24CV039050</w:t>
-        <w:noBreakHyphen/>
-        <w:t xml:space="preserve">910</w:t>
+        <w:t xml:space="preserve">24CV039050-⁠910</w:t>
       </w:r>
     </w:p>
     <w:p>
@@ -538,13 +534,7 @@
         <w:pStyle w:val="BodyText"/>
       </w:pPr>
       <w:r>
-        <w:t xml:space="preserve">On 19 November 2024, Judge Griffin filed election protests in each of North Carolina’s 100 counties. In total, Judge Griffin filed six categories of election protests. However, only three categories of protests are relevant here. Those three relevant categories are described briefly below. Judge Griffin’s full brief to the Board on these issues is in the appendix to this petition. App. 3</w:t>
-      </w:r>
-      <w:r>
-        <w:noBreakHyphen/>
-      </w:r>
-      <w:r>
-        <w:t xml:space="preserve">37.</w:t>
+        <w:t xml:space="preserve">On 19 November 2024, Judge Griffin filed election protests in each of North Carolina’s 100 counties. In total, Judge Griffin filed six categories of election protests. However, only three categories of protests are relevant here. Those three relevant categories are described briefly below. Judge Griffin’s full brief to the Board on these issues is in the appendix to this petition. App. 3-⁠37.</w:t>
       </w:r>
     </w:p>
     <w:p>
@@ -562,13 +552,7 @@
         <w:t xml:space="preserve"> </w:t>
       </w:r>
       <w:r>
-        <w:t xml:space="preserve">Since 2004, the General Assembly has required someone registering to vote to provide his drivers license or last four digits of his social security number on his voter registration application. N.C. Sess. Law 2003</w:t>
-      </w:r>
-      <w:r>
-        <w:noBreakHyphen/>
-      </w:r>
-      <w:r>
-        <w:t xml:space="preserve">226, § 9 (amending N.C. Gen. Stat. § 163-⁠82.4). However, until December 2023, the State Board of Elections failed to enforce this law. And even when the Board admitted its decades of lawlessness, it refused to cure the improper registrations, and only began requiring the information from new registrants. In the Supreme Court contest, over 60,000 people cast ballots, even though they had never provided the statutorily required information to become lawful voter registrants. Under state law, unless someone is lawfully registered to vote, he cannot vote. N.C. Const. art. VI, § 3(1); N.C. Gen. Stat. § 163-⁠82.1(a).</w:t>
+        <w:t xml:space="preserve">Since 2004, the General Assembly has required someone registering to vote to provide his drivers license or last four digits of his social security number on his voter registration application. N.C. Sess. Law 2003-⁠226, § 9 (amending N.C. Gen. Stat. § 163-⁠82.4). However, until December 2023, the State Board of Elections failed to enforce this law. And even when the Board admitted its decades of lawlessness, it refused to cure the improper registrations, and only began requiring the information from new registrants. In the Supreme Court contest, over 60,000 people cast ballots, even though they had never provided the statutorily required information to become lawful voter registrants. Under state law, unless someone is lawfully registered to vote, he cannot vote. N.C. Const. art. VI, § 3(1); N.C. Gen. Stat. § 163-⁠82.1(a).</w:t>
       </w:r>
     </w:p>
     <w:p>
@@ -612,19 +596,7 @@
         <w:pStyle w:val="BodyText"/>
       </w:pPr>
       <w:r>
-        <w:t xml:space="preserve">After Judge Griffin filed his protests, the State Board took over jurisdiction from the county boards for the three categories of protests just described. App. 1</w:t>
-      </w:r>
-      <w:r>
-        <w:noBreakHyphen/>
-      </w:r>
-      <w:r>
-        <w:t xml:space="preserve">2. The Board then entered a briefing schedule for these protests. App. 2. Per that schedule, Judge Griffin filed his brief on 27 November 2024, and Justice Riggs filed her brief on 6 December 2024. App. 3</w:t>
-      </w:r>
-      <w:r>
-        <w:noBreakHyphen/>
-      </w:r>
-      <w:r>
-        <w:t xml:space="preserve">37.</w:t>
+        <w:t xml:space="preserve">After Judge Griffin filed his protests, the State Board took over jurisdiction from the county boards for the three categories of protests just described. App. 1-⁠2. The Board then entered a briefing schedule for these protests. App. 2. Per that schedule, Judge Griffin filed his brief on 27 November 2024, and Justice Riggs filed her brief on 6 December 2024. App. 3-⁠37.</w:t>
       </w:r>
     </w:p>
     <w:p>
@@ -632,13 +604,7 @@
         <w:pStyle w:val="BodyText"/>
       </w:pPr>
       <w:r>
-        <w:t xml:space="preserve">On 2 December 2024, Judge Griffin moved the Board to render its final decision on the protests on an expedited basis. App. 38</w:t>
-      </w:r>
-      <w:r>
-        <w:noBreakHyphen/>
-      </w:r>
-      <w:r>
-        <w:t xml:space="preserve">42. In his motion to expedite, Judge Griffin requested that the Board render its decision no later than Monday, 9 December 2024. App. 42.</w:t>
+        <w:t xml:space="preserve">On 2 December 2024, Judge Griffin moved the Board to render its final decision on the protests on an expedited basis. App. 38-⁠42. In his motion to expedite, Judge Griffin requested that the Board render its decision no later than Monday, 9 December 2024. App. 42.</w:t>
       </w:r>
     </w:p>
     <w:p>
@@ -654,13 +620,7 @@
         <w:pStyle w:val="BodyText"/>
       </w:pPr>
       <w:r>
-        <w:t xml:space="preserve">Immediately before filing this petition with this Court, Judge Griffin filed a petition for a writ of mandamus in Wake County Superior Court, seeking the same relief. App. 44</w:t>
-      </w:r>
-      <w:r>
-        <w:noBreakHyphen/>
-      </w:r>
-      <w:r>
-        <w:t xml:space="preserve">62. However, the superior court has not acted on the mandamus petition, nor is there any indication that the superior court can grant final writ relief in a sufficiently expeditious manner.</w:t>
+        <w:t xml:space="preserve">Immediately before filing this petition with this Court, Judge Griffin filed a petition for a writ of mandamus in Wake County Superior Court, seeking the same relief. App. 44-⁠62. However, the superior court has not acted on the mandamus petition, nor is there any indication that the superior court can grant final writ relief in a sufficiently expeditious manner.</w:t>
       </w:r>
     </w:p>
     <w:p>
@@ -800,13 +760,7 @@
         <w:pStyle w:val="BodyText"/>
       </w:pPr>
       <w:r>
-        <w:t xml:space="preserve">This Court has the power to issue a writ of mandamus to control and supervise lower tribunals. In re T.H.T., 362 N.C. 446, 453, 665 S.E.2d 54, 59 (2008). Mandamus is appropriate when issued to command a lower tribunal to perform its duty in a timely manner. Id. at 453</w:t>
-      </w:r>
-      <w:r>
-        <w:noBreakHyphen/>
-      </w:r>
-      <w:r>
-        <w:t xml:space="preserve">54, 665 S.E.2d at 59. That’s especially true when, as here, there is no other remedy provided by law. Id.</w:t>
+        <w:t xml:space="preserve">This Court has the power to issue a writ of mandamus to control and supervise lower tribunals. In re T.H.T., 362 N.C. 446, 453, 665 S.E.2d 54, 59 (2008). Mandamus is appropriate when issued to command a lower tribunal to perform its duty in a timely manner. Id. at 453-⁠54, 665 S.E.2d at 59. That’s especially true when, as here, there is no other remedy provided by law. Id.</w:t>
       </w:r>
     </w:p>
     <w:p>
@@ -814,13 +768,7 @@
         <w:pStyle w:val="BodyText"/>
       </w:pPr>
       <w:r>
-        <w:t xml:space="preserve">Rule 2 of the Appellate Rules points in the same direction. The Rules of Appellate Procedure may be suspended “in exceptional circumstances when injustice appears manifest to the court” or when necessary “to expedite decision in the public interest.” State v. Hart, 361 N.C. 309, 315</w:t>
-      </w:r>
-      <w:r>
-        <w:noBreakHyphen/>
-      </w:r>
-      <w:r>
-        <w:t xml:space="preserve">16, 644 S.E.2d 201, 205 (2007) (cleaned up); N.C. R. App. P. 2; Summey v. Barker, 357 N.C. 492, 496, 586 S.E.2d 247, 249 (2003) (bypassing lower tribunal “to avoid additional delay”). This case easily checks those boxes.</w:t>
+        <w:t xml:space="preserve">Rule 2 of the Appellate Rules points in the same direction. The Rules of Appellate Procedure may be suspended “in exceptional circumstances when injustice appears manifest to the court” or when necessary “to expedite decision in the public interest.” State v. Hart, 361 N.C. 309, 315-⁠16, 644 S.E.2d 201, 205 (2007) (cleaned up); N.C. R. App. P. 2; Summey v. Barker, 357 N.C. 492, 496, 586 S.E.2d 247, 249 (2003) (bypassing lower tribunal “to avoid additional delay”). This case easily checks those boxes.</w:t>
       </w:r>
     </w:p>
     <w:p>
@@ -1221,9 +1169,7 @@
               <w:t xml:space="preserve"> </w:t>
             </w:r>
             <w:r>
-              <w:t xml:space="preserve">529</w:t>
-              <w:noBreakHyphen/>
-              <w:t xml:space="preserve">3351</w:t>
+              <w:t xml:space="preserve">529-⁠3351</w:t>
             </w:r>
           </w:p>
           <w:p>
@@ -1652,9 +1598,7 @@
         <w:t xml:space="preserve"> </w:t>
       </w:r>
       <w:r>
-        <w:t xml:space="preserve">7A</w:t>
-        <w:noBreakHyphen/>
-        <w:t xml:space="preserve">98,</w:t>
+        <w:t xml:space="preserve">7A-⁠98,</w:t>
       </w:r>
       <w:r>
         <w:t xml:space="preserve"> </w:t>
@@ -2163,9 +2107,7 @@
               <w:t xml:space="preserve"> </w:t>
             </w:r>
             <w:r>
-              <w:t xml:space="preserve">529</w:t>
-              <w:noBreakHyphen/>
-              <w:t xml:space="preserve">3351</w:t>
+              <w:t xml:space="preserve">529-⁠3351</w:t>
             </w:r>
           </w:p>
         </w:tc>
@@ -3008,9 +2950,7 @@
               <w:t xml:space="preserve"> </w:t>
             </w:r>
             <w:r>
-              <w:t xml:space="preserve">529</w:t>
-              <w:noBreakHyphen/>
-              <w:t xml:space="preserve">3351</w:t>
+              <w:t xml:space="preserve">529-⁠3351</w:t>
             </w:r>
           </w:p>
         </w:tc>
@@ -3719,7 +3659,7 @@
     <w:qFormat/>
     <w:pPr>
       <w:keepLines/>
-      <w:spacing w:before="0" w:after="140" w:line="276" w:lineRule="exact"/>
+      <w:spacing w:before="46" w:after="140" w:line="276" w:lineRule="exact"/>
     </w:pPr>
     <w:rPr>
       <w:sz w:val="24"/>
